--- a/public/chat_files/liza_15p_service_proposal_v1.docx
+++ b/public/chat_files/liza_15p_service_proposal_v1.docx
@@ -8,7 +8,7 @@
           <w:b/>
           <w:sz w:val="28"/>
         </w:rPr>
-        <w:t>Commercial Facility Maintenance Proposal — Edited &amp; Formatted (v1)</w:t>
+        <w:t>Commercial Facility Maintenance Proposal — Formatted Draft (v1)</w:t>
       </w:r>
     </w:p>
     <w:p>
@@ -16,15 +16,7 @@
         <w:rPr>
           <w:sz w:val="22"/>
         </w:rPr>
-        <w:t xml:space="preserve">Standardized all headings, fixed page breaks across the 5 preventive maintenance tables, and tightened scope language.</w:t>
-      </w:r>
-    </w:p>
-    <w:p>
-      <w:r>
-        <w:rPr>
-          <w:sz w:val="22"/>
-        </w:rPr>
-        <w:t xml:space="preserve">Aligned pricing columns and SLA response tiers on pages 11-15.</w:t>
+        <w:t xml:space="preserve">Standardized RFP response layout, structured SLA tables, and executive summary for medical plaza review.</w:t>
       </w:r>
     </w:p>
   </w:body>

--- a/public/chat_files/liza_15p_service_proposal_v1.docx
+++ b/public/chat_files/liza_15p_service_proposal_v1.docx
@@ -3,18 +3,39 @@
 <w:document xmlns:w="http://schemas.openxmlformats.org/wordprocessingml/2006/main">
   <w:body>
     <w:p>
+      <w:pPr>
+        <w:spacing w:before="120" w:after="240"/>
+      </w:pPr>
       <w:r>
         <w:rPr>
           <w:b/>
-          <w:sz w:val="28"/>
+          <w:color w:val="0F172A"/>
+          <w:sz w:val="32"/>
         </w:rPr>
-        <w:t>Commercial Facility Maintenance Proposal — Formatted Draft (v1)</w:t>
+        <w:t xml:space="preserve">Commercial Facility Maintenance Proposal — Formatted Draft (v1)</w:t>
       </w:r>
     </w:p>
     <w:p>
+      <w:pPr>
+        <w:spacing w:before="240" w:after="80"/>
+      </w:pPr>
       <w:r>
         <w:rPr>
-          <w:sz w:val="22"/>
+          <w:b/>
+          <w:color w:val="0F172A"/>
+          <w:sz w:val="24"/>
+        </w:rPr>
+        <w:t xml:space="preserve">DRAFT RFP PROPOSAL</w:t>
+      </w:r>
+    </w:p>
+    <w:p>
+      <w:pPr>
+        <w:spacing w:after="140" w:line="276" w:lineRule="auto"/>
+      </w:pPr>
+      <w:r>
+        <w:rPr>
+          <w:color w:val="1E293B"/>
+          <w:sz w:val="21"/>
         </w:rPr>
         <w:t xml:space="preserve">Standardized RFP response layout, structured SLA tables, and executive summary for medical plaza review.</w:t>
       </w:r>

--- a/public/chat_files/liza_15p_service_proposal_v1.docx
+++ b/public/chat_files/liza_15p_service_proposal_v1.docx
@@ -13,7 +13,64 @@
           <w:color w:val="0F172A"/>
           <w:sz w:val="44"/>
         </w:rPr>
-        <w:t>Commercial Facility Maintenance Proposal — Formatted Draft (v1)</w:t>
+        <w:t>Tampa Bay Medical Plaza RFP Response — 15 Pages (v1 Edited Technical Proposal)</w:t>
+      </w:r>
+    </w:p>
+    <w:p>
+      <w:pPr>
+        <w:spacing w:before="0" w:after="120" w:line="276" w:lineRule="auto"/>
+      </w:pPr>
+      <w:r>
+        <w:rPr>
+          <w:rFonts w:ascii="Calibri" w:hAnsi="Calibri"/>
+          <w:color w:val="1E293B"/>
+          <w:sz w:val="20"/>
+        </w:rPr>
+        <w:t>CLIENT: Tampa Bay Healthcare Real Estate Group, LLC</w:t>
+      </w:r>
+    </w:p>
+    <w:p>
+      <w:pPr>
+        <w:spacing w:before="0" w:after="120" w:line="276" w:lineRule="auto"/>
+      </w:pPr>
+      <w:r>
+        <w:rPr>
+          <w:rFonts w:ascii="Calibri" w:hAnsi="Calibri"/>
+          <w:color w:val="1E293B"/>
+          <w:sz w:val="20"/>
+        </w:rPr>
+        <w:t>PROJECT: Turnkey Environmental &amp; Healthcare Janitorial Services</w:t>
+      </w:r>
+    </w:p>
+    <w:p>
+      <w:pPr>
+        <w:spacing w:before="0" w:after="120" w:line="276" w:lineRule="auto"/>
+      </w:pPr>
+      <w:r>
+        <w:rPr>
+          <w:rFonts w:ascii="Calibri" w:hAnsi="Calibri"/>
+          <w:color w:val="1E293B"/>
+          <w:sz w:val="20"/>
+        </w:rPr>
+        <w:t>CAMPUS: Westshore Medical Executive Center (48,000 RSF)</w:t>
+      </w:r>
+    </w:p>
+    <w:p>
+      <w:pPr>
+        <w:spacing w:before="0" w:after="120" w:line="276" w:lineRule="auto"/>
+      </w:pPr>
+      <w:r>
+        <w:rPr>
+          <w:rFonts w:ascii="Calibri" w:hAnsi="Calibri"/>
+          <w:color w:val="1E293B"/>
+          <w:sz w:val="20"/>
+        </w:rPr>
+        <w:t>PROPOSAL REVISION: v1 Technical Working Draft</w:t>
+      </w:r>
+    </w:p>
+    <w:p>
+      <w:r>
+        <w:br w:type="page"/>
       </w:r>
     </w:p>
     <w:p>
@@ -28,7 +85,7 @@
           <w:color w:val="0F172A"/>
           <w:sz w:val="26"/>
         </w:rPr>
-        <w:t>DRAFT RFP PROPOSAL</w:t>
+        <w:t>EXECUTIVE SUMMARY &amp; VALUE PROPOSITION</w:t>
       </w:r>
     </w:p>
     <w:p>
@@ -41,7 +98,933 @@
           <w:color w:val="1E293B"/>
           <w:sz w:val="20"/>
         </w:rPr>
-        <w:t>Standardized RFP response layout, structured SLA tables, and executive summary for medical plaza review.</w:t>
+        <w:t>Coastal Shine Commercial Cleaning LLC presents this formal technical response to provide comprehensive healthcare environmental infection control across the four medical buildings comprising Westshore Medical Executive Center.</w:t>
+      </w:r>
+    </w:p>
+    <w:p>
+      <w:pPr>
+        <w:spacing w:before="0" w:after="120" w:line="276" w:lineRule="auto"/>
+      </w:pPr>
+      <w:r>
+        <w:rPr>
+          <w:rFonts w:ascii="Calibri" w:hAnsi="Calibri"/>
+          <w:color w:val="1E293B"/>
+          <w:sz w:val="20"/>
+        </w:rPr>
+        <w:t>Unlike standard commercial janitorial contractors, Coastal Shine operates with healthcare-certified technicians trained in CDC environmental infection control guidelines, EPA List N chemistries, and ATP bioluminescence hygiene verification.</w:t>
+      </w:r>
+    </w:p>
+    <w:p>
+      <w:r>
+        <w:br w:type="page"/>
+      </w:r>
+    </w:p>
+    <w:p>
+      <w:pPr>
+        <w:keepNext/>
+        <w:spacing w:before="280" w:after="80"/>
+      </w:pPr>
+      <w:r>
+        <w:rPr>
+          <w:rFonts w:ascii="Calibri" w:hAnsi="Calibri"/>
+          <w:b/>
+          <w:color w:val="0F172A"/>
+          <w:sz w:val="26"/>
+        </w:rPr>
+        <w:t>SCOPE OF WORK MATRIX &amp; FREQUENCY STANDARDS</w:t>
+      </w:r>
+    </w:p>
+    <w:tbl>
+      <w:tblPr>
+        <w:tblW w:type="auto" w:w="0"/>
+        <w:jc w:val="center"/>
+        <w:tblLayout w:type="autofit"/>
+        <w:tblLook w:firstColumn="1" w:firstRow="1" w:lastColumn="0" w:lastRow="0" w:noHBand="0" w:noVBand="1" w:val="04A0"/>
+      </w:tblPr>
+      <w:tblGrid>
+        <w:gridCol w:w="1872"/>
+        <w:gridCol w:w="1872"/>
+        <w:gridCol w:w="1872"/>
+        <w:gridCol w:w="1872"/>
+        <w:gridCol w:w="1872"/>
+      </w:tblGrid>
+      <w:tr>
+        <w:tc>
+          <w:tcPr>
+            <w:tcW w:type="dxa" w:w="1872"/>
+            <w:shd w:fill="0F172A"/>
+            <w:tcBorders>
+              <w:top w:val="single" w:sz="4" w:space="0" w:color="CBD5E1"/>
+              <w:left w:val="none"/>
+              <w:bottom w:val="single" w:sz="4" w:space="0" w:color="CBD5E1"/>
+              <w:right w:val="none"/>
+            </w:tcBorders>
+          </w:tcPr>
+          <w:p>
+            <w:pPr>
+              <w:spacing w:before="80" w:after="80"/>
+              <w:jc w:val="center"/>
+            </w:pPr>
+            <w:r>
+              <w:rPr>
+                <w:rFonts w:ascii="Calibri" w:hAnsi="Calibri"/>
+                <w:b/>
+                <w:color w:val="FFFFFF"/>
+                <w:sz w:val="19"/>
+              </w:rPr>
+              <w:t>Service Domain</w:t>
+            </w:r>
+          </w:p>
+        </w:tc>
+        <w:tc>
+          <w:tcPr>
+            <w:tcW w:type="dxa" w:w="1872"/>
+            <w:shd w:fill="0F172A"/>
+            <w:tcBorders>
+              <w:top w:val="single" w:sz="4" w:space="0" w:color="CBD5E1"/>
+              <w:left w:val="none"/>
+              <w:bottom w:val="single" w:sz="4" w:space="0" w:color="CBD5E1"/>
+              <w:right w:val="none"/>
+            </w:tcBorders>
+          </w:tcPr>
+          <w:p>
+            <w:pPr>
+              <w:spacing w:before="80" w:after="80"/>
+              <w:jc w:val="center"/>
+            </w:pPr>
+            <w:r>
+              <w:rPr>
+                <w:rFonts w:ascii="Calibri" w:hAnsi="Calibri"/>
+                <w:b/>
+                <w:color w:val="FFFFFF"/>
+                <w:sz w:val="19"/>
+              </w:rPr>
+              <w:t>Execution Frequency</w:t>
+            </w:r>
+          </w:p>
+        </w:tc>
+        <w:tc>
+          <w:tcPr>
+            <w:tcW w:type="dxa" w:w="1872"/>
+            <w:shd w:fill="0F172A"/>
+            <w:tcBorders>
+              <w:top w:val="single" w:sz="4" w:space="0" w:color="CBD5E1"/>
+              <w:left w:val="none"/>
+              <w:bottom w:val="single" w:sz="4" w:space="0" w:color="CBD5E1"/>
+              <w:right w:val="none"/>
+            </w:tcBorders>
+          </w:tcPr>
+          <w:p>
+            <w:pPr>
+              <w:spacing w:before="80" w:after="80"/>
+              <w:jc w:val="center"/>
+            </w:pPr>
+            <w:r>
+              <w:rPr>
+                <w:rFonts w:ascii="Calibri" w:hAnsi="Calibri"/>
+                <w:b/>
+                <w:color w:val="FFFFFF"/>
+                <w:sz w:val="19"/>
+              </w:rPr>
+              <w:t>Target Facilities</w:t>
+            </w:r>
+          </w:p>
+        </w:tc>
+        <w:tc>
+          <w:tcPr>
+            <w:tcW w:type="dxa" w:w="1872"/>
+            <w:shd w:fill="0F172A"/>
+            <w:tcBorders>
+              <w:top w:val="single" w:sz="4" w:space="0" w:color="CBD5E1"/>
+              <w:left w:val="none"/>
+              <w:bottom w:val="single" w:sz="4" w:space="0" w:color="CBD5E1"/>
+              <w:right w:val="none"/>
+            </w:tcBorders>
+          </w:tcPr>
+          <w:p>
+            <w:pPr>
+              <w:spacing w:before="80" w:after="80"/>
+              <w:jc w:val="center"/>
+            </w:pPr>
+            <w:r>
+              <w:rPr>
+                <w:rFonts w:ascii="Calibri" w:hAnsi="Calibri"/>
+                <w:b/>
+                <w:color w:val="FFFFFF"/>
+                <w:sz w:val="19"/>
+              </w:rPr>
+              <w:t>Primary Disinfection Chemistry</w:t>
+            </w:r>
+          </w:p>
+        </w:tc>
+        <w:tc>
+          <w:tcPr>
+            <w:tcW w:type="dxa" w:w="1872"/>
+            <w:shd w:fill="0F172A"/>
+            <w:tcBorders>
+              <w:top w:val="single" w:sz="4" w:space="0" w:color="CBD5E1"/>
+              <w:left w:val="none"/>
+              <w:bottom w:val="single" w:sz="4" w:space="0" w:color="CBD5E1"/>
+              <w:right w:val="none"/>
+            </w:tcBorders>
+          </w:tcPr>
+          <w:p>
+            <w:pPr>
+              <w:spacing w:before="80" w:after="80"/>
+              <w:jc w:val="center"/>
+            </w:pPr>
+            <w:r>
+              <w:rPr>
+                <w:rFonts w:ascii="Calibri" w:hAnsi="Calibri"/>
+                <w:b/>
+                <w:color w:val="FFFFFF"/>
+                <w:sz w:val="19"/>
+              </w:rPr>
+              <w:t>Verification Protocol</w:t>
+            </w:r>
+          </w:p>
+        </w:tc>
+      </w:tr>
+      <w:tr>
+        <w:tc>
+          <w:tcPr>
+            <w:tcW w:type="dxa" w:w="1872"/>
+            <w:shd w:fill="F8FAFC"/>
+            <w:tcBorders>
+              <w:top w:val="single" w:sz="4" w:space="0" w:color="CBD5E1"/>
+              <w:left w:val="none"/>
+              <w:bottom w:val="single" w:sz="4" w:space="0" w:color="CBD5E1"/>
+              <w:right w:val="none"/>
+            </w:tcBorders>
+          </w:tcPr>
+          <w:p>
+            <w:pPr>
+              <w:spacing w:before="80" w:after="80"/>
+              <w:jc w:val="left"/>
+            </w:pPr>
+            <w:r>
+              <w:rPr>
+                <w:rFonts w:ascii="Calibri" w:hAnsi="Calibri"/>
+                <w:color w:val="1E293B"/>
+                <w:sz w:val="18"/>
+              </w:rPr>
+              <w:t>Surgical Suite Terminal Cleaning</w:t>
+            </w:r>
+          </w:p>
+        </w:tc>
+        <w:tc>
+          <w:tcPr>
+            <w:tcW w:type="dxa" w:w="1872"/>
+            <w:shd w:fill="F8FAFC"/>
+            <w:tcBorders>
+              <w:top w:val="single" w:sz="4" w:space="0" w:color="CBD5E1"/>
+              <w:left w:val="none"/>
+              <w:bottom w:val="single" w:sz="4" w:space="0" w:color="CBD5E1"/>
+              <w:right w:val="none"/>
+            </w:tcBorders>
+          </w:tcPr>
+          <w:p>
+            <w:pPr>
+              <w:spacing w:before="80" w:after="80"/>
+              <w:jc w:val="left"/>
+            </w:pPr>
+            <w:r>
+              <w:rPr>
+                <w:rFonts w:ascii="Calibri" w:hAnsi="Calibri"/>
+                <w:color w:val="1E293B"/>
+                <w:sz w:val="18"/>
+              </w:rPr>
+              <w:t>Nightly (Mon-Fri)</w:t>
+            </w:r>
+          </w:p>
+        </w:tc>
+        <w:tc>
+          <w:tcPr>
+            <w:tcW w:type="dxa" w:w="1872"/>
+            <w:shd w:fill="F8FAFC"/>
+            <w:tcBorders>
+              <w:top w:val="single" w:sz="4" w:space="0" w:color="CBD5E1"/>
+              <w:left w:val="none"/>
+              <w:bottom w:val="single" w:sz="4" w:space="0" w:color="CBD5E1"/>
+              <w:right w:val="none"/>
+            </w:tcBorders>
+          </w:tcPr>
+          <w:p>
+            <w:pPr>
+              <w:spacing w:before="80" w:after="80"/>
+              <w:jc w:val="left"/>
+            </w:pPr>
+            <w:r>
+              <w:rPr>
+                <w:rFonts w:ascii="Calibri" w:hAnsi="Calibri"/>
+                <w:color w:val="1E293B"/>
+                <w:sz w:val="18"/>
+              </w:rPr>
+              <w:t>Building A Operating Suites</w:t>
+            </w:r>
+          </w:p>
+        </w:tc>
+        <w:tc>
+          <w:tcPr>
+            <w:tcW w:type="dxa" w:w="1872"/>
+            <w:shd w:fill="F8FAFC"/>
+            <w:tcBorders>
+              <w:top w:val="single" w:sz="4" w:space="0" w:color="CBD5E1"/>
+              <w:left w:val="none"/>
+              <w:bottom w:val="single" w:sz="4" w:space="0" w:color="CBD5E1"/>
+              <w:right w:val="none"/>
+            </w:tcBorders>
+          </w:tcPr>
+          <w:p>
+            <w:pPr>
+              <w:spacing w:before="80" w:after="80"/>
+              <w:jc w:val="left"/>
+            </w:pPr>
+            <w:r>
+              <w:rPr>
+                <w:rFonts w:ascii="Calibri" w:hAnsi="Calibri"/>
+                <w:color w:val="1E293B"/>
+                <w:sz w:val="18"/>
+              </w:rPr>
+              <w:t>Virex II 256 Quat (10-min dwell)</w:t>
+            </w:r>
+          </w:p>
+        </w:tc>
+        <w:tc>
+          <w:tcPr>
+            <w:tcW w:type="dxa" w:w="1872"/>
+            <w:shd w:fill="F8FAFC"/>
+            <w:tcBorders>
+              <w:top w:val="single" w:sz="4" w:space="0" w:color="CBD5E1"/>
+              <w:left w:val="none"/>
+              <w:bottom w:val="single" w:sz="4" w:space="0" w:color="CBD5E1"/>
+              <w:right w:val="none"/>
+            </w:tcBorders>
+          </w:tcPr>
+          <w:p>
+            <w:pPr>
+              <w:spacing w:before="80" w:after="80"/>
+              <w:jc w:val="left"/>
+            </w:pPr>
+            <w:r>
+              <w:rPr>
+                <w:rFonts w:ascii="Calibri" w:hAnsi="Calibri"/>
+                <w:color w:val="1E293B"/>
+                <w:sz w:val="18"/>
+              </w:rPr>
+              <w:t>ATP Swab &lt; 25 RLU</w:t>
+            </w:r>
+          </w:p>
+        </w:tc>
+      </w:tr>
+      <w:tr>
+        <w:tc>
+          <w:tcPr>
+            <w:tcW w:type="dxa" w:w="1872"/>
+            <w:shd w:fill="FFFFFF"/>
+            <w:tcBorders>
+              <w:top w:val="single" w:sz="4" w:space="0" w:color="CBD5E1"/>
+              <w:left w:val="none"/>
+              <w:bottom w:val="single" w:sz="4" w:space="0" w:color="CBD5E1"/>
+              <w:right w:val="none"/>
+            </w:tcBorders>
+          </w:tcPr>
+          <w:p>
+            <w:pPr>
+              <w:spacing w:before="80" w:after="80"/>
+              <w:jc w:val="left"/>
+            </w:pPr>
+            <w:r>
+              <w:rPr>
+                <w:rFonts w:ascii="Calibri" w:hAnsi="Calibri"/>
+                <w:color w:val="1E293B"/>
+                <w:sz w:val="18"/>
+              </w:rPr>
+              <w:t>Clinical Exam Room Sanitization</w:t>
+            </w:r>
+          </w:p>
+        </w:tc>
+        <w:tc>
+          <w:tcPr>
+            <w:tcW w:type="dxa" w:w="1872"/>
+            <w:shd w:fill="FFFFFF"/>
+            <w:tcBorders>
+              <w:top w:val="single" w:sz="4" w:space="0" w:color="CBD5E1"/>
+              <w:left w:val="none"/>
+              <w:bottom w:val="single" w:sz="4" w:space="0" w:color="CBD5E1"/>
+              <w:right w:val="none"/>
+            </w:tcBorders>
+          </w:tcPr>
+          <w:p>
+            <w:pPr>
+              <w:spacing w:before="80" w:after="80"/>
+              <w:jc w:val="left"/>
+            </w:pPr>
+            <w:r>
+              <w:rPr>
+                <w:rFonts w:ascii="Calibri" w:hAnsi="Calibri"/>
+                <w:color w:val="1E293B"/>
+                <w:sz w:val="18"/>
+              </w:rPr>
+              <w:t>Nightly (Mon-Fri)</w:t>
+            </w:r>
+          </w:p>
+        </w:tc>
+        <w:tc>
+          <w:tcPr>
+            <w:tcW w:type="dxa" w:w="1872"/>
+            <w:shd w:fill="FFFFFF"/>
+            <w:tcBorders>
+              <w:top w:val="single" w:sz="4" w:space="0" w:color="CBD5E1"/>
+              <w:left w:val="none"/>
+              <w:bottom w:val="single" w:sz="4" w:space="0" w:color="CBD5E1"/>
+              <w:right w:val="none"/>
+            </w:tcBorders>
+          </w:tcPr>
+          <w:p>
+            <w:pPr>
+              <w:spacing w:before="80" w:after="80"/>
+              <w:jc w:val="left"/>
+            </w:pPr>
+            <w:r>
+              <w:rPr>
+                <w:rFonts w:ascii="Calibri" w:hAnsi="Calibri"/>
+                <w:color w:val="1E293B"/>
+                <w:sz w:val="18"/>
+              </w:rPr>
+              <w:t>Buildings B &amp; C (28 Exam Rooms)</w:t>
+            </w:r>
+          </w:p>
+        </w:tc>
+        <w:tc>
+          <w:tcPr>
+            <w:tcW w:type="dxa" w:w="1872"/>
+            <w:shd w:fill="FFFFFF"/>
+            <w:tcBorders>
+              <w:top w:val="single" w:sz="4" w:space="0" w:color="CBD5E1"/>
+              <w:left w:val="none"/>
+              <w:bottom w:val="single" w:sz="4" w:space="0" w:color="CBD5E1"/>
+              <w:right w:val="none"/>
+            </w:tcBorders>
+          </w:tcPr>
+          <w:p>
+            <w:pPr>
+              <w:spacing w:before="80" w:after="80"/>
+              <w:jc w:val="left"/>
+            </w:pPr>
+            <w:r>
+              <w:rPr>
+                <w:rFonts w:ascii="Calibri" w:hAnsi="Calibri"/>
+                <w:color w:val="1E293B"/>
+                <w:sz w:val="18"/>
+              </w:rPr>
+              <w:t>Oxivir 1 AHP (1-min dwell)</w:t>
+            </w:r>
+          </w:p>
+        </w:tc>
+        <w:tc>
+          <w:tcPr>
+            <w:tcW w:type="dxa" w:w="1872"/>
+            <w:shd w:fill="FFFFFF"/>
+            <w:tcBorders>
+              <w:top w:val="single" w:sz="4" w:space="0" w:color="CBD5E1"/>
+              <w:left w:val="none"/>
+              <w:bottom w:val="single" w:sz="4" w:space="0" w:color="CBD5E1"/>
+              <w:right w:val="none"/>
+            </w:tcBorders>
+          </w:tcPr>
+          <w:p>
+            <w:pPr>
+              <w:spacing w:before="80" w:after="80"/>
+              <w:jc w:val="left"/>
+            </w:pPr>
+            <w:r>
+              <w:rPr>
+                <w:rFonts w:ascii="Calibri" w:hAnsi="Calibri"/>
+                <w:color w:val="1E293B"/>
+                <w:sz w:val="18"/>
+              </w:rPr>
+              <w:t>CleanTrak Photo Log</w:t>
+            </w:r>
+          </w:p>
+        </w:tc>
+      </w:tr>
+      <w:tr>
+        <w:tc>
+          <w:tcPr>
+            <w:tcW w:type="dxa" w:w="1872"/>
+            <w:shd w:fill="F8FAFC"/>
+            <w:tcBorders>
+              <w:top w:val="single" w:sz="4" w:space="0" w:color="CBD5E1"/>
+              <w:left w:val="none"/>
+              <w:bottom w:val="single" w:sz="4" w:space="0" w:color="CBD5E1"/>
+              <w:right w:val="none"/>
+            </w:tcBorders>
+          </w:tcPr>
+          <w:p>
+            <w:pPr>
+              <w:spacing w:before="80" w:after="80"/>
+              <w:jc w:val="left"/>
+            </w:pPr>
+            <w:r>
+              <w:rPr>
+                <w:rFonts w:ascii="Calibri" w:hAnsi="Calibri"/>
+                <w:color w:val="1E293B"/>
+                <w:sz w:val="18"/>
+              </w:rPr>
+              <w:t>Infusion Bay Disinfection</w:t>
+            </w:r>
+          </w:p>
+        </w:tc>
+        <w:tc>
+          <w:tcPr>
+            <w:tcW w:type="dxa" w:w="1872"/>
+            <w:shd w:fill="F8FAFC"/>
+            <w:tcBorders>
+              <w:top w:val="single" w:sz="4" w:space="0" w:color="CBD5E1"/>
+              <w:left w:val="none"/>
+              <w:bottom w:val="single" w:sz="4" w:space="0" w:color="CBD5E1"/>
+              <w:right w:val="none"/>
+            </w:tcBorders>
+          </w:tcPr>
+          <w:p>
+            <w:pPr>
+              <w:spacing w:before="80" w:after="80"/>
+              <w:jc w:val="left"/>
+            </w:pPr>
+            <w:r>
+              <w:rPr>
+                <w:rFonts w:ascii="Calibri" w:hAnsi="Calibri"/>
+                <w:color w:val="1E293B"/>
+                <w:sz w:val="18"/>
+              </w:rPr>
+              <w:t>Nightly (Mon-Fri)</w:t>
+            </w:r>
+          </w:p>
+        </w:tc>
+        <w:tc>
+          <w:tcPr>
+            <w:tcW w:type="dxa" w:w="1872"/>
+            <w:shd w:fill="F8FAFC"/>
+            <w:tcBorders>
+              <w:top w:val="single" w:sz="4" w:space="0" w:color="CBD5E1"/>
+              <w:left w:val="none"/>
+              <w:bottom w:val="single" w:sz="4" w:space="0" w:color="CBD5E1"/>
+              <w:right w:val="none"/>
+            </w:tcBorders>
+          </w:tcPr>
+          <w:p>
+            <w:pPr>
+              <w:spacing w:before="80" w:after="80"/>
+              <w:jc w:val="left"/>
+            </w:pPr>
+            <w:r>
+              <w:rPr>
+                <w:rFonts w:ascii="Calibri" w:hAnsi="Calibri"/>
+                <w:color w:val="1E293B"/>
+                <w:sz w:val="18"/>
+              </w:rPr>
+              <w:t>Building C (8 Infusion Bays)</w:t>
+            </w:r>
+          </w:p>
+        </w:tc>
+        <w:tc>
+          <w:tcPr>
+            <w:tcW w:type="dxa" w:w="1872"/>
+            <w:shd w:fill="F8FAFC"/>
+            <w:tcBorders>
+              <w:top w:val="single" w:sz="4" w:space="0" w:color="CBD5E1"/>
+              <w:left w:val="none"/>
+              <w:bottom w:val="single" w:sz="4" w:space="0" w:color="CBD5E1"/>
+              <w:right w:val="none"/>
+            </w:tcBorders>
+          </w:tcPr>
+          <w:p>
+            <w:pPr>
+              <w:spacing w:before="80" w:after="80"/>
+              <w:jc w:val="left"/>
+            </w:pPr>
+            <w:r>
+              <w:rPr>
+                <w:rFonts w:ascii="Calibri" w:hAnsi="Calibri"/>
+                <w:color w:val="1E293B"/>
+                <w:sz w:val="18"/>
+              </w:rPr>
+              <w:t>Oxivir 1 AHP (1-min dwell)</w:t>
+            </w:r>
+          </w:p>
+        </w:tc>
+        <w:tc>
+          <w:tcPr>
+            <w:tcW w:type="dxa" w:w="1872"/>
+            <w:shd w:fill="F8FAFC"/>
+            <w:tcBorders>
+              <w:top w:val="single" w:sz="4" w:space="0" w:color="CBD5E1"/>
+              <w:left w:val="none"/>
+              <w:bottom w:val="single" w:sz="4" w:space="0" w:color="CBD5E1"/>
+              <w:right w:val="none"/>
+            </w:tcBorders>
+          </w:tcPr>
+          <w:p>
+            <w:pPr>
+              <w:spacing w:before="80" w:after="80"/>
+              <w:jc w:val="left"/>
+            </w:pPr>
+            <w:r>
+              <w:rPr>
+                <w:rFonts w:ascii="Calibri" w:hAnsi="Calibri"/>
+                <w:color w:val="1E293B"/>
+                <w:sz w:val="18"/>
+              </w:rPr>
+              <w:t>ATP Swab &lt; 25 RLU</w:t>
+            </w:r>
+          </w:p>
+        </w:tc>
+      </w:tr>
+      <w:tr>
+        <w:tc>
+          <w:tcPr>
+            <w:tcW w:type="dxa" w:w="1872"/>
+            <w:shd w:fill="FFFFFF"/>
+            <w:tcBorders>
+              <w:top w:val="single" w:sz="4" w:space="0" w:color="CBD5E1"/>
+              <w:left w:val="none"/>
+              <w:bottom w:val="single" w:sz="4" w:space="0" w:color="CBD5E1"/>
+              <w:right w:val="none"/>
+            </w:tcBorders>
+          </w:tcPr>
+          <w:p>
+            <w:pPr>
+              <w:spacing w:before="80" w:after="80"/>
+              <w:jc w:val="left"/>
+            </w:pPr>
+            <w:r>
+              <w:rPr>
+                <w:rFonts w:ascii="Calibri" w:hAnsi="Calibri"/>
+                <w:color w:val="1E293B"/>
+                <w:sz w:val="18"/>
+              </w:rPr>
+              <w:t>Rubberized Gym &amp; Mat Sanitizing</w:t>
+            </w:r>
+          </w:p>
+        </w:tc>
+        <w:tc>
+          <w:tcPr>
+            <w:tcW w:type="dxa" w:w="1872"/>
+            <w:shd w:fill="FFFFFF"/>
+            <w:tcBorders>
+              <w:top w:val="single" w:sz="4" w:space="0" w:color="CBD5E1"/>
+              <w:left w:val="none"/>
+              <w:bottom w:val="single" w:sz="4" w:space="0" w:color="CBD5E1"/>
+              <w:right w:val="none"/>
+            </w:tcBorders>
+          </w:tcPr>
+          <w:p>
+            <w:pPr>
+              <w:spacing w:before="80" w:after="80"/>
+              <w:jc w:val="left"/>
+            </w:pPr>
+            <w:r>
+              <w:rPr>
+                <w:rFonts w:ascii="Calibri" w:hAnsi="Calibri"/>
+                <w:color w:val="1E293B"/>
+                <w:sz w:val="18"/>
+              </w:rPr>
+              <w:t>Nightly (Mon-Fri)</w:t>
+            </w:r>
+          </w:p>
+        </w:tc>
+        <w:tc>
+          <w:tcPr>
+            <w:tcW w:type="dxa" w:w="1872"/>
+            <w:shd w:fill="FFFFFF"/>
+            <w:tcBorders>
+              <w:top w:val="single" w:sz="4" w:space="0" w:color="CBD5E1"/>
+              <w:left w:val="none"/>
+              <w:bottom w:val="single" w:sz="4" w:space="0" w:color="CBD5E1"/>
+              <w:right w:val="none"/>
+            </w:tcBorders>
+          </w:tcPr>
+          <w:p>
+            <w:pPr>
+              <w:spacing w:before="80" w:after="80"/>
+              <w:jc w:val="left"/>
+            </w:pPr>
+            <w:r>
+              <w:rPr>
+                <w:rFonts w:ascii="Calibri" w:hAnsi="Calibri"/>
+                <w:color w:val="1E293B"/>
+                <w:sz w:val="18"/>
+              </w:rPr>
+              <w:t>Building D Physical Therapy</w:t>
+            </w:r>
+          </w:p>
+        </w:tc>
+        <w:tc>
+          <w:tcPr>
+            <w:tcW w:type="dxa" w:w="1872"/>
+            <w:shd w:fill="FFFFFF"/>
+            <w:tcBorders>
+              <w:top w:val="single" w:sz="4" w:space="0" w:color="CBD5E1"/>
+              <w:left w:val="none"/>
+              <w:bottom w:val="single" w:sz="4" w:space="0" w:color="CBD5E1"/>
+              <w:right w:val="none"/>
+            </w:tcBorders>
+          </w:tcPr>
+          <w:p>
+            <w:pPr>
+              <w:spacing w:before="80" w:after="80"/>
+              <w:jc w:val="left"/>
+            </w:pPr>
+            <w:r>
+              <w:rPr>
+                <w:rFonts w:ascii="Calibri" w:hAnsi="Calibri"/>
+                <w:color w:val="1E293B"/>
+                <w:sz w:val="18"/>
+              </w:rPr>
+              <w:t>Neutral Quaternary Disinfectant</w:t>
+            </w:r>
+          </w:p>
+        </w:tc>
+        <w:tc>
+          <w:tcPr>
+            <w:tcW w:type="dxa" w:w="1872"/>
+            <w:shd w:fill="FFFFFF"/>
+            <w:tcBorders>
+              <w:top w:val="single" w:sz="4" w:space="0" w:color="CBD5E1"/>
+              <w:left w:val="none"/>
+              <w:bottom w:val="single" w:sz="4" w:space="0" w:color="CBD5E1"/>
+              <w:right w:val="none"/>
+            </w:tcBorders>
+          </w:tcPr>
+          <w:p>
+            <w:pPr>
+              <w:spacing w:before="80" w:after="80"/>
+              <w:jc w:val="left"/>
+            </w:pPr>
+            <w:r>
+              <w:rPr>
+                <w:rFonts w:ascii="Calibri" w:hAnsi="Calibri"/>
+                <w:color w:val="1E293B"/>
+                <w:sz w:val="18"/>
+              </w:rPr>
+              <w:t>Autoscrubber Log</w:t>
+            </w:r>
+          </w:p>
+        </w:tc>
+      </w:tr>
+      <w:tr>
+        <w:tc>
+          <w:tcPr>
+            <w:tcW w:type="dxa" w:w="1872"/>
+            <w:shd w:fill="F8FAFC"/>
+            <w:tcBorders>
+              <w:top w:val="single" w:sz="4" w:space="0" w:color="CBD5E1"/>
+              <w:left w:val="none"/>
+              <w:bottom w:val="single" w:sz="4" w:space="0" w:color="CBD5E1"/>
+              <w:right w:val="none"/>
+            </w:tcBorders>
+          </w:tcPr>
+          <w:p>
+            <w:pPr>
+              <w:spacing w:before="80" w:after="80"/>
+              <w:jc w:val="left"/>
+            </w:pPr>
+            <w:r>
+              <w:rPr>
+                <w:rFonts w:ascii="Calibri" w:hAnsi="Calibri"/>
+                <w:color w:val="1E293B"/>
+                <w:sz w:val="18"/>
+              </w:rPr>
+              <w:t>Restroom Germicidal Decontamination</w:t>
+            </w:r>
+          </w:p>
+        </w:tc>
+        <w:tc>
+          <w:tcPr>
+            <w:tcW w:type="dxa" w:w="1872"/>
+            <w:shd w:fill="F8FAFC"/>
+            <w:tcBorders>
+              <w:top w:val="single" w:sz="4" w:space="0" w:color="CBD5E1"/>
+              <w:left w:val="none"/>
+              <w:bottom w:val="single" w:sz="4" w:space="0" w:color="CBD5E1"/>
+              <w:right w:val="none"/>
+            </w:tcBorders>
+          </w:tcPr>
+          <w:p>
+            <w:pPr>
+              <w:spacing w:before="80" w:after="80"/>
+              <w:jc w:val="left"/>
+            </w:pPr>
+            <w:r>
+              <w:rPr>
+                <w:rFonts w:ascii="Calibri" w:hAnsi="Calibri"/>
+                <w:color w:val="1E293B"/>
+                <w:sz w:val="18"/>
+              </w:rPr>
+              <w:t>Nightly (Mon-Fri)</w:t>
+            </w:r>
+          </w:p>
+        </w:tc>
+        <w:tc>
+          <w:tcPr>
+            <w:tcW w:type="dxa" w:w="1872"/>
+            <w:shd w:fill="F8FAFC"/>
+            <w:tcBorders>
+              <w:top w:val="single" w:sz="4" w:space="0" w:color="CBD5E1"/>
+              <w:left w:val="none"/>
+              <w:bottom w:val="single" w:sz="4" w:space="0" w:color="CBD5E1"/>
+              <w:right w:val="none"/>
+            </w:tcBorders>
+          </w:tcPr>
+          <w:p>
+            <w:pPr>
+              <w:spacing w:before="80" w:after="80"/>
+              <w:jc w:val="left"/>
+            </w:pPr>
+            <w:r>
+              <w:rPr>
+                <w:rFonts w:ascii="Calibri" w:hAnsi="Calibri"/>
+                <w:color w:val="1E293B"/>
+                <w:sz w:val="18"/>
+              </w:rPr>
+              <w:t>All 4 Buildings (18 Restrooms)</w:t>
+            </w:r>
+          </w:p>
+        </w:tc>
+        <w:tc>
+          <w:tcPr>
+            <w:tcW w:type="dxa" w:w="1872"/>
+            <w:shd w:fill="F8FAFC"/>
+            <w:tcBorders>
+              <w:top w:val="single" w:sz="4" w:space="0" w:color="CBD5E1"/>
+              <w:left w:val="none"/>
+              <w:bottom w:val="single" w:sz="4" w:space="0" w:color="CBD5E1"/>
+              <w:right w:val="none"/>
+            </w:tcBorders>
+          </w:tcPr>
+          <w:p>
+            <w:pPr>
+              <w:spacing w:before="80" w:after="80"/>
+              <w:jc w:val="left"/>
+            </w:pPr>
+            <w:r>
+              <w:rPr>
+                <w:rFonts w:ascii="Calibri" w:hAnsi="Calibri"/>
+                <w:color w:val="1E293B"/>
+                <w:sz w:val="18"/>
+              </w:rPr>
+              <w:t>Hospital-Grade Germicide</w:t>
+            </w:r>
+          </w:p>
+        </w:tc>
+        <w:tc>
+          <w:tcPr>
+            <w:tcW w:type="dxa" w:w="1872"/>
+            <w:shd w:fill="F8FAFC"/>
+            <w:tcBorders>
+              <w:top w:val="single" w:sz="4" w:space="0" w:color="CBD5E1"/>
+              <w:left w:val="none"/>
+              <w:bottom w:val="single" w:sz="4" w:space="0" w:color="CBD5E1"/>
+              <w:right w:val="none"/>
+            </w:tcBorders>
+          </w:tcPr>
+          <w:p>
+            <w:pPr>
+              <w:spacing w:before="80" w:after="80"/>
+              <w:jc w:val="left"/>
+            </w:pPr>
+            <w:r>
+              <w:rPr>
+                <w:rFonts w:ascii="Calibri" w:hAnsi="Calibri"/>
+                <w:color w:val="1E293B"/>
+                <w:sz w:val="18"/>
+              </w:rPr>
+              <w:t>Restroom Inspection Sheet</w:t>
+            </w:r>
+          </w:p>
+        </w:tc>
+      </w:tr>
+    </w:tbl>
+    <w:p>
+      <w:pPr>
+        <w:spacing w:before="0" w:after="160"/>
+      </w:pPr>
+    </w:p>
+    <w:p>
+      <w:r>
+        <w:br w:type="page"/>
+      </w:r>
+    </w:p>
+    <w:p>
+      <w:pPr>
+        <w:keepNext/>
+        <w:spacing w:before="280" w:after="80"/>
+      </w:pPr>
+      <w:r>
+        <w:rPr>
+          <w:rFonts w:ascii="Calibri" w:hAnsi="Calibri"/>
+          <w:b/>
+          <w:color w:val="0F172A"/>
+          <w:sz w:val="26"/>
+        </w:rPr>
+        <w:t>STAFFING, SUPERVISION &amp; QUALITY GUARANTEE</w:t>
+      </w:r>
+    </w:p>
+    <w:p>
+      <w:pPr>
+        <w:pStyle w:val="ListBullet"/>
+        <w:spacing w:before="0" w:after="60" w:line="276" w:lineRule="auto"/>
+      </w:pPr>
+      <w:r>
+        <w:rPr>
+          <w:rFonts w:ascii="Calibri" w:hAnsi="Calibri"/>
+          <w:color w:val="1E293B"/>
+          <w:sz w:val="20"/>
+        </w:rPr>
+        <w:t>Dedicated On-Site CHEST Supervisor on duty every shift.</w:t>
+      </w:r>
+    </w:p>
+    <w:p>
+      <w:pPr>
+        <w:pStyle w:val="ListBullet"/>
+        <w:spacing w:before="0" w:after="60" w:line="276" w:lineRule="auto"/>
+      </w:pPr>
+      <w:r>
+        <w:rPr>
+          <w:rFonts w:ascii="Calibri" w:hAnsi="Calibri"/>
+          <w:color w:val="1E293B"/>
+          <w:sz w:val="20"/>
+        </w:rPr>
+        <w:t>100% Level 2 FBI background check and 10-panel drug tested staff.</w:t>
+      </w:r>
+    </w:p>
+    <w:p>
+      <w:pPr>
+        <w:pStyle w:val="ListBullet"/>
+        <w:spacing w:before="0" w:after="60" w:line="276" w:lineRule="auto"/>
+      </w:pPr>
+      <w:r>
+        <w:rPr>
+          <w:rFonts w:ascii="Calibri" w:hAnsi="Calibri"/>
+          <w:color w:val="1E293B"/>
+          <w:sz w:val="20"/>
+        </w:rPr>
+        <w:t>CleanTrak real-time digital auditing with client portal access.</w:t>
+      </w:r>
+    </w:p>
+    <w:p>
+      <w:pPr>
+        <w:pStyle w:val="ListBullet"/>
+        <w:spacing w:before="0" w:after="60" w:line="276" w:lineRule="auto"/>
+      </w:pPr>
+      <w:r>
+        <w:rPr>
+          <w:rFonts w:ascii="Calibri" w:hAnsi="Calibri"/>
+          <w:color w:val="1E293B"/>
+          <w:sz w:val="20"/>
+        </w:rPr>
+        <w:t>Consolidated campus monthly investment: $11,460.00 / month ($0.238 / sq ft).</w:t>
       </w:r>
     </w:p>
     <w:sectPr>
@@ -78,7 +1061,7 @@
       <w:jc w:val="right"/>
     </w:pPr>
     <w:r>
-      <w:t>Commercial Facility Maintenance Proposal — Formatted Draft (</w:t>
+      <w:t>Tampa Bay Medical Plaza RFP Response — 15 Pages (v1 Edited T</w:t>
     </w:r>
   </w:p>
 </w:hdr>

--- a/public/chat_files/liza_15p_service_proposal_v1.docx
+++ b/public/chat_files/liza_15p_service_proposal_v1.docx
@@ -13,64 +13,7 @@
           <w:color w:val="0F172A"/>
           <w:sz w:val="44"/>
         </w:rPr>
-        <w:t>Tampa Bay Medical Plaza RFP Response — 15 Pages (v1 Edited Technical Proposal)</w:t>
-      </w:r>
-    </w:p>
-    <w:p>
-      <w:pPr>
-        <w:spacing w:before="0" w:after="120" w:line="276" w:lineRule="auto"/>
-      </w:pPr>
-      <w:r>
-        <w:rPr>
-          <w:rFonts w:ascii="Calibri" w:hAnsi="Calibri"/>
-          <w:color w:val="1E293B"/>
-          <w:sz w:val="20"/>
-        </w:rPr>
-        <w:t>CLIENT: Tampa Bay Healthcare Real Estate Group, LLC</w:t>
-      </w:r>
-    </w:p>
-    <w:p>
-      <w:pPr>
-        <w:spacing w:before="0" w:after="120" w:line="276" w:lineRule="auto"/>
-      </w:pPr>
-      <w:r>
-        <w:rPr>
-          <w:rFonts w:ascii="Calibri" w:hAnsi="Calibri"/>
-          <w:color w:val="1E293B"/>
-          <w:sz w:val="20"/>
-        </w:rPr>
-        <w:t>PROJECT: Turnkey Environmental &amp; Healthcare Janitorial Services</w:t>
-      </w:r>
-    </w:p>
-    <w:p>
-      <w:pPr>
-        <w:spacing w:before="0" w:after="120" w:line="276" w:lineRule="auto"/>
-      </w:pPr>
-      <w:r>
-        <w:rPr>
-          <w:rFonts w:ascii="Calibri" w:hAnsi="Calibri"/>
-          <w:color w:val="1E293B"/>
-          <w:sz w:val="20"/>
-        </w:rPr>
-        <w:t>CAMPUS: Westshore Medical Executive Center (48,000 RSF)</w:t>
-      </w:r>
-    </w:p>
-    <w:p>
-      <w:pPr>
-        <w:spacing w:before="0" w:after="120" w:line="276" w:lineRule="auto"/>
-      </w:pPr>
-      <w:r>
-        <w:rPr>
-          <w:rFonts w:ascii="Calibri" w:hAnsi="Calibri"/>
-          <w:color w:val="1E293B"/>
-          <w:sz w:val="20"/>
-        </w:rPr>
-        <w:t>PROPOSAL REVISION: v1 Technical Working Draft</w:t>
-      </w:r>
-    </w:p>
-    <w:p>
-      <w:r>
-        <w:br w:type="page"/>
+        <w:t>Commercial Facility Maintenance Proposal — Formatted Draft (v1)</w:t>
       </w:r>
     </w:p>
     <w:p>
@@ -85,7 +28,7 @@
           <w:color w:val="0F172A"/>
           <w:sz w:val="26"/>
         </w:rPr>
-        <w:t>EXECUTIVE SUMMARY &amp; VALUE PROPOSITION</w:t>
+        <w:t>DRAFT RFP PROPOSAL</w:t>
       </w:r>
     </w:p>
     <w:p>
@@ -98,933 +41,7 @@
           <w:color w:val="1E293B"/>
           <w:sz w:val="20"/>
         </w:rPr>
-        <w:t>Coastal Shine Commercial Cleaning LLC presents this formal technical response to provide comprehensive healthcare environmental infection control across the four medical buildings comprising Westshore Medical Executive Center.</w:t>
-      </w:r>
-    </w:p>
-    <w:p>
-      <w:pPr>
-        <w:spacing w:before="0" w:after="120" w:line="276" w:lineRule="auto"/>
-      </w:pPr>
-      <w:r>
-        <w:rPr>
-          <w:rFonts w:ascii="Calibri" w:hAnsi="Calibri"/>
-          <w:color w:val="1E293B"/>
-          <w:sz w:val="20"/>
-        </w:rPr>
-        <w:t>Unlike standard commercial janitorial contractors, Coastal Shine operates with healthcare-certified technicians trained in CDC environmental infection control guidelines, EPA List N chemistries, and ATP bioluminescence hygiene verification.</w:t>
-      </w:r>
-    </w:p>
-    <w:p>
-      <w:r>
-        <w:br w:type="page"/>
-      </w:r>
-    </w:p>
-    <w:p>
-      <w:pPr>
-        <w:keepNext/>
-        <w:spacing w:before="280" w:after="80"/>
-      </w:pPr>
-      <w:r>
-        <w:rPr>
-          <w:rFonts w:ascii="Calibri" w:hAnsi="Calibri"/>
-          <w:b/>
-          <w:color w:val="0F172A"/>
-          <w:sz w:val="26"/>
-        </w:rPr>
-        <w:t>SCOPE OF WORK MATRIX &amp; FREQUENCY STANDARDS</w:t>
-      </w:r>
-    </w:p>
-    <w:tbl>
-      <w:tblPr>
-        <w:tblW w:type="auto" w:w="0"/>
-        <w:jc w:val="center"/>
-        <w:tblLayout w:type="autofit"/>
-        <w:tblLook w:firstColumn="1" w:firstRow="1" w:lastColumn="0" w:lastRow="0" w:noHBand="0" w:noVBand="1" w:val="04A0"/>
-      </w:tblPr>
-      <w:tblGrid>
-        <w:gridCol w:w="1872"/>
-        <w:gridCol w:w="1872"/>
-        <w:gridCol w:w="1872"/>
-        <w:gridCol w:w="1872"/>
-        <w:gridCol w:w="1872"/>
-      </w:tblGrid>
-      <w:tr>
-        <w:tc>
-          <w:tcPr>
-            <w:tcW w:type="dxa" w:w="1872"/>
-            <w:shd w:fill="0F172A"/>
-            <w:tcBorders>
-              <w:top w:val="single" w:sz="4" w:space="0" w:color="CBD5E1"/>
-              <w:left w:val="none"/>
-              <w:bottom w:val="single" w:sz="4" w:space="0" w:color="CBD5E1"/>
-              <w:right w:val="none"/>
-            </w:tcBorders>
-          </w:tcPr>
-          <w:p>
-            <w:pPr>
-              <w:spacing w:before="80" w:after="80"/>
-              <w:jc w:val="center"/>
-            </w:pPr>
-            <w:r>
-              <w:rPr>
-                <w:rFonts w:ascii="Calibri" w:hAnsi="Calibri"/>
-                <w:b/>
-                <w:color w:val="FFFFFF"/>
-                <w:sz w:val="19"/>
-              </w:rPr>
-              <w:t>Service Domain</w:t>
-            </w:r>
-          </w:p>
-        </w:tc>
-        <w:tc>
-          <w:tcPr>
-            <w:tcW w:type="dxa" w:w="1872"/>
-            <w:shd w:fill="0F172A"/>
-            <w:tcBorders>
-              <w:top w:val="single" w:sz="4" w:space="0" w:color="CBD5E1"/>
-              <w:left w:val="none"/>
-              <w:bottom w:val="single" w:sz="4" w:space="0" w:color="CBD5E1"/>
-              <w:right w:val="none"/>
-            </w:tcBorders>
-          </w:tcPr>
-          <w:p>
-            <w:pPr>
-              <w:spacing w:before="80" w:after="80"/>
-              <w:jc w:val="center"/>
-            </w:pPr>
-            <w:r>
-              <w:rPr>
-                <w:rFonts w:ascii="Calibri" w:hAnsi="Calibri"/>
-                <w:b/>
-                <w:color w:val="FFFFFF"/>
-                <w:sz w:val="19"/>
-              </w:rPr>
-              <w:t>Execution Frequency</w:t>
-            </w:r>
-          </w:p>
-        </w:tc>
-        <w:tc>
-          <w:tcPr>
-            <w:tcW w:type="dxa" w:w="1872"/>
-            <w:shd w:fill="0F172A"/>
-            <w:tcBorders>
-              <w:top w:val="single" w:sz="4" w:space="0" w:color="CBD5E1"/>
-              <w:left w:val="none"/>
-              <w:bottom w:val="single" w:sz="4" w:space="0" w:color="CBD5E1"/>
-              <w:right w:val="none"/>
-            </w:tcBorders>
-          </w:tcPr>
-          <w:p>
-            <w:pPr>
-              <w:spacing w:before="80" w:after="80"/>
-              <w:jc w:val="center"/>
-            </w:pPr>
-            <w:r>
-              <w:rPr>
-                <w:rFonts w:ascii="Calibri" w:hAnsi="Calibri"/>
-                <w:b/>
-                <w:color w:val="FFFFFF"/>
-                <w:sz w:val="19"/>
-              </w:rPr>
-              <w:t>Target Facilities</w:t>
-            </w:r>
-          </w:p>
-        </w:tc>
-        <w:tc>
-          <w:tcPr>
-            <w:tcW w:type="dxa" w:w="1872"/>
-            <w:shd w:fill="0F172A"/>
-            <w:tcBorders>
-              <w:top w:val="single" w:sz="4" w:space="0" w:color="CBD5E1"/>
-              <w:left w:val="none"/>
-              <w:bottom w:val="single" w:sz="4" w:space="0" w:color="CBD5E1"/>
-              <w:right w:val="none"/>
-            </w:tcBorders>
-          </w:tcPr>
-          <w:p>
-            <w:pPr>
-              <w:spacing w:before="80" w:after="80"/>
-              <w:jc w:val="center"/>
-            </w:pPr>
-            <w:r>
-              <w:rPr>
-                <w:rFonts w:ascii="Calibri" w:hAnsi="Calibri"/>
-                <w:b/>
-                <w:color w:val="FFFFFF"/>
-                <w:sz w:val="19"/>
-              </w:rPr>
-              <w:t>Primary Disinfection Chemistry</w:t>
-            </w:r>
-          </w:p>
-        </w:tc>
-        <w:tc>
-          <w:tcPr>
-            <w:tcW w:type="dxa" w:w="1872"/>
-            <w:shd w:fill="0F172A"/>
-            <w:tcBorders>
-              <w:top w:val="single" w:sz="4" w:space="0" w:color="CBD5E1"/>
-              <w:left w:val="none"/>
-              <w:bottom w:val="single" w:sz="4" w:space="0" w:color="CBD5E1"/>
-              <w:right w:val="none"/>
-            </w:tcBorders>
-          </w:tcPr>
-          <w:p>
-            <w:pPr>
-              <w:spacing w:before="80" w:after="80"/>
-              <w:jc w:val="center"/>
-            </w:pPr>
-            <w:r>
-              <w:rPr>
-                <w:rFonts w:ascii="Calibri" w:hAnsi="Calibri"/>
-                <w:b/>
-                <w:color w:val="FFFFFF"/>
-                <w:sz w:val="19"/>
-              </w:rPr>
-              <w:t>Verification Protocol</w:t>
-            </w:r>
-          </w:p>
-        </w:tc>
-      </w:tr>
-      <w:tr>
-        <w:tc>
-          <w:tcPr>
-            <w:tcW w:type="dxa" w:w="1872"/>
-            <w:shd w:fill="F8FAFC"/>
-            <w:tcBorders>
-              <w:top w:val="single" w:sz="4" w:space="0" w:color="CBD5E1"/>
-              <w:left w:val="none"/>
-              <w:bottom w:val="single" w:sz="4" w:space="0" w:color="CBD5E1"/>
-              <w:right w:val="none"/>
-            </w:tcBorders>
-          </w:tcPr>
-          <w:p>
-            <w:pPr>
-              <w:spacing w:before="80" w:after="80"/>
-              <w:jc w:val="left"/>
-            </w:pPr>
-            <w:r>
-              <w:rPr>
-                <w:rFonts w:ascii="Calibri" w:hAnsi="Calibri"/>
-                <w:color w:val="1E293B"/>
-                <w:sz w:val="18"/>
-              </w:rPr>
-              <w:t>Surgical Suite Terminal Cleaning</w:t>
-            </w:r>
-          </w:p>
-        </w:tc>
-        <w:tc>
-          <w:tcPr>
-            <w:tcW w:type="dxa" w:w="1872"/>
-            <w:shd w:fill="F8FAFC"/>
-            <w:tcBorders>
-              <w:top w:val="single" w:sz="4" w:space="0" w:color="CBD5E1"/>
-              <w:left w:val="none"/>
-              <w:bottom w:val="single" w:sz="4" w:space="0" w:color="CBD5E1"/>
-              <w:right w:val="none"/>
-            </w:tcBorders>
-          </w:tcPr>
-          <w:p>
-            <w:pPr>
-              <w:spacing w:before="80" w:after="80"/>
-              <w:jc w:val="left"/>
-            </w:pPr>
-            <w:r>
-              <w:rPr>
-                <w:rFonts w:ascii="Calibri" w:hAnsi="Calibri"/>
-                <w:color w:val="1E293B"/>
-                <w:sz w:val="18"/>
-              </w:rPr>
-              <w:t>Nightly (Mon-Fri)</w:t>
-            </w:r>
-          </w:p>
-        </w:tc>
-        <w:tc>
-          <w:tcPr>
-            <w:tcW w:type="dxa" w:w="1872"/>
-            <w:shd w:fill="F8FAFC"/>
-            <w:tcBorders>
-              <w:top w:val="single" w:sz="4" w:space="0" w:color="CBD5E1"/>
-              <w:left w:val="none"/>
-              <w:bottom w:val="single" w:sz="4" w:space="0" w:color="CBD5E1"/>
-              <w:right w:val="none"/>
-            </w:tcBorders>
-          </w:tcPr>
-          <w:p>
-            <w:pPr>
-              <w:spacing w:before="80" w:after="80"/>
-              <w:jc w:val="left"/>
-            </w:pPr>
-            <w:r>
-              <w:rPr>
-                <w:rFonts w:ascii="Calibri" w:hAnsi="Calibri"/>
-                <w:color w:val="1E293B"/>
-                <w:sz w:val="18"/>
-              </w:rPr>
-              <w:t>Building A Operating Suites</w:t>
-            </w:r>
-          </w:p>
-        </w:tc>
-        <w:tc>
-          <w:tcPr>
-            <w:tcW w:type="dxa" w:w="1872"/>
-            <w:shd w:fill="F8FAFC"/>
-            <w:tcBorders>
-              <w:top w:val="single" w:sz="4" w:space="0" w:color="CBD5E1"/>
-              <w:left w:val="none"/>
-              <w:bottom w:val="single" w:sz="4" w:space="0" w:color="CBD5E1"/>
-              <w:right w:val="none"/>
-            </w:tcBorders>
-          </w:tcPr>
-          <w:p>
-            <w:pPr>
-              <w:spacing w:before="80" w:after="80"/>
-              <w:jc w:val="left"/>
-            </w:pPr>
-            <w:r>
-              <w:rPr>
-                <w:rFonts w:ascii="Calibri" w:hAnsi="Calibri"/>
-                <w:color w:val="1E293B"/>
-                <w:sz w:val="18"/>
-              </w:rPr>
-              <w:t>Virex II 256 Quat (10-min dwell)</w:t>
-            </w:r>
-          </w:p>
-        </w:tc>
-        <w:tc>
-          <w:tcPr>
-            <w:tcW w:type="dxa" w:w="1872"/>
-            <w:shd w:fill="F8FAFC"/>
-            <w:tcBorders>
-              <w:top w:val="single" w:sz="4" w:space="0" w:color="CBD5E1"/>
-              <w:left w:val="none"/>
-              <w:bottom w:val="single" w:sz="4" w:space="0" w:color="CBD5E1"/>
-              <w:right w:val="none"/>
-            </w:tcBorders>
-          </w:tcPr>
-          <w:p>
-            <w:pPr>
-              <w:spacing w:before="80" w:after="80"/>
-              <w:jc w:val="left"/>
-            </w:pPr>
-            <w:r>
-              <w:rPr>
-                <w:rFonts w:ascii="Calibri" w:hAnsi="Calibri"/>
-                <w:color w:val="1E293B"/>
-                <w:sz w:val="18"/>
-              </w:rPr>
-              <w:t>ATP Swab &lt; 25 RLU</w:t>
-            </w:r>
-          </w:p>
-        </w:tc>
-      </w:tr>
-      <w:tr>
-        <w:tc>
-          <w:tcPr>
-            <w:tcW w:type="dxa" w:w="1872"/>
-            <w:shd w:fill="FFFFFF"/>
-            <w:tcBorders>
-              <w:top w:val="single" w:sz="4" w:space="0" w:color="CBD5E1"/>
-              <w:left w:val="none"/>
-              <w:bottom w:val="single" w:sz="4" w:space="0" w:color="CBD5E1"/>
-              <w:right w:val="none"/>
-            </w:tcBorders>
-          </w:tcPr>
-          <w:p>
-            <w:pPr>
-              <w:spacing w:before="80" w:after="80"/>
-              <w:jc w:val="left"/>
-            </w:pPr>
-            <w:r>
-              <w:rPr>
-                <w:rFonts w:ascii="Calibri" w:hAnsi="Calibri"/>
-                <w:color w:val="1E293B"/>
-                <w:sz w:val="18"/>
-              </w:rPr>
-              <w:t>Clinical Exam Room Sanitization</w:t>
-            </w:r>
-          </w:p>
-        </w:tc>
-        <w:tc>
-          <w:tcPr>
-            <w:tcW w:type="dxa" w:w="1872"/>
-            <w:shd w:fill="FFFFFF"/>
-            <w:tcBorders>
-              <w:top w:val="single" w:sz="4" w:space="0" w:color="CBD5E1"/>
-              <w:left w:val="none"/>
-              <w:bottom w:val="single" w:sz="4" w:space="0" w:color="CBD5E1"/>
-              <w:right w:val="none"/>
-            </w:tcBorders>
-          </w:tcPr>
-          <w:p>
-            <w:pPr>
-              <w:spacing w:before="80" w:after="80"/>
-              <w:jc w:val="left"/>
-            </w:pPr>
-            <w:r>
-              <w:rPr>
-                <w:rFonts w:ascii="Calibri" w:hAnsi="Calibri"/>
-                <w:color w:val="1E293B"/>
-                <w:sz w:val="18"/>
-              </w:rPr>
-              <w:t>Nightly (Mon-Fri)</w:t>
-            </w:r>
-          </w:p>
-        </w:tc>
-        <w:tc>
-          <w:tcPr>
-            <w:tcW w:type="dxa" w:w="1872"/>
-            <w:shd w:fill="FFFFFF"/>
-            <w:tcBorders>
-              <w:top w:val="single" w:sz="4" w:space="0" w:color="CBD5E1"/>
-              <w:left w:val="none"/>
-              <w:bottom w:val="single" w:sz="4" w:space="0" w:color="CBD5E1"/>
-              <w:right w:val="none"/>
-            </w:tcBorders>
-          </w:tcPr>
-          <w:p>
-            <w:pPr>
-              <w:spacing w:before="80" w:after="80"/>
-              <w:jc w:val="left"/>
-            </w:pPr>
-            <w:r>
-              <w:rPr>
-                <w:rFonts w:ascii="Calibri" w:hAnsi="Calibri"/>
-                <w:color w:val="1E293B"/>
-                <w:sz w:val="18"/>
-              </w:rPr>
-              <w:t>Buildings B &amp; C (28 Exam Rooms)</w:t>
-            </w:r>
-          </w:p>
-        </w:tc>
-        <w:tc>
-          <w:tcPr>
-            <w:tcW w:type="dxa" w:w="1872"/>
-            <w:shd w:fill="FFFFFF"/>
-            <w:tcBorders>
-              <w:top w:val="single" w:sz="4" w:space="0" w:color="CBD5E1"/>
-              <w:left w:val="none"/>
-              <w:bottom w:val="single" w:sz="4" w:space="0" w:color="CBD5E1"/>
-              <w:right w:val="none"/>
-            </w:tcBorders>
-          </w:tcPr>
-          <w:p>
-            <w:pPr>
-              <w:spacing w:before="80" w:after="80"/>
-              <w:jc w:val="left"/>
-            </w:pPr>
-            <w:r>
-              <w:rPr>
-                <w:rFonts w:ascii="Calibri" w:hAnsi="Calibri"/>
-                <w:color w:val="1E293B"/>
-                <w:sz w:val="18"/>
-              </w:rPr>
-              <w:t>Oxivir 1 AHP (1-min dwell)</w:t>
-            </w:r>
-          </w:p>
-        </w:tc>
-        <w:tc>
-          <w:tcPr>
-            <w:tcW w:type="dxa" w:w="1872"/>
-            <w:shd w:fill="FFFFFF"/>
-            <w:tcBorders>
-              <w:top w:val="single" w:sz="4" w:space="0" w:color="CBD5E1"/>
-              <w:left w:val="none"/>
-              <w:bottom w:val="single" w:sz="4" w:space="0" w:color="CBD5E1"/>
-              <w:right w:val="none"/>
-            </w:tcBorders>
-          </w:tcPr>
-          <w:p>
-            <w:pPr>
-              <w:spacing w:before="80" w:after="80"/>
-              <w:jc w:val="left"/>
-            </w:pPr>
-            <w:r>
-              <w:rPr>
-                <w:rFonts w:ascii="Calibri" w:hAnsi="Calibri"/>
-                <w:color w:val="1E293B"/>
-                <w:sz w:val="18"/>
-              </w:rPr>
-              <w:t>CleanTrak Photo Log</w:t>
-            </w:r>
-          </w:p>
-        </w:tc>
-      </w:tr>
-      <w:tr>
-        <w:tc>
-          <w:tcPr>
-            <w:tcW w:type="dxa" w:w="1872"/>
-            <w:shd w:fill="F8FAFC"/>
-            <w:tcBorders>
-              <w:top w:val="single" w:sz="4" w:space="0" w:color="CBD5E1"/>
-              <w:left w:val="none"/>
-              <w:bottom w:val="single" w:sz="4" w:space="0" w:color="CBD5E1"/>
-              <w:right w:val="none"/>
-            </w:tcBorders>
-          </w:tcPr>
-          <w:p>
-            <w:pPr>
-              <w:spacing w:before="80" w:after="80"/>
-              <w:jc w:val="left"/>
-            </w:pPr>
-            <w:r>
-              <w:rPr>
-                <w:rFonts w:ascii="Calibri" w:hAnsi="Calibri"/>
-                <w:color w:val="1E293B"/>
-                <w:sz w:val="18"/>
-              </w:rPr>
-              <w:t>Infusion Bay Disinfection</w:t>
-            </w:r>
-          </w:p>
-        </w:tc>
-        <w:tc>
-          <w:tcPr>
-            <w:tcW w:type="dxa" w:w="1872"/>
-            <w:shd w:fill="F8FAFC"/>
-            <w:tcBorders>
-              <w:top w:val="single" w:sz="4" w:space="0" w:color="CBD5E1"/>
-              <w:left w:val="none"/>
-              <w:bottom w:val="single" w:sz="4" w:space="0" w:color="CBD5E1"/>
-              <w:right w:val="none"/>
-            </w:tcBorders>
-          </w:tcPr>
-          <w:p>
-            <w:pPr>
-              <w:spacing w:before="80" w:after="80"/>
-              <w:jc w:val="left"/>
-            </w:pPr>
-            <w:r>
-              <w:rPr>
-                <w:rFonts w:ascii="Calibri" w:hAnsi="Calibri"/>
-                <w:color w:val="1E293B"/>
-                <w:sz w:val="18"/>
-              </w:rPr>
-              <w:t>Nightly (Mon-Fri)</w:t>
-            </w:r>
-          </w:p>
-        </w:tc>
-        <w:tc>
-          <w:tcPr>
-            <w:tcW w:type="dxa" w:w="1872"/>
-            <w:shd w:fill="F8FAFC"/>
-            <w:tcBorders>
-              <w:top w:val="single" w:sz="4" w:space="0" w:color="CBD5E1"/>
-              <w:left w:val="none"/>
-              <w:bottom w:val="single" w:sz="4" w:space="0" w:color="CBD5E1"/>
-              <w:right w:val="none"/>
-            </w:tcBorders>
-          </w:tcPr>
-          <w:p>
-            <w:pPr>
-              <w:spacing w:before="80" w:after="80"/>
-              <w:jc w:val="left"/>
-            </w:pPr>
-            <w:r>
-              <w:rPr>
-                <w:rFonts w:ascii="Calibri" w:hAnsi="Calibri"/>
-                <w:color w:val="1E293B"/>
-                <w:sz w:val="18"/>
-              </w:rPr>
-              <w:t>Building C (8 Infusion Bays)</w:t>
-            </w:r>
-          </w:p>
-        </w:tc>
-        <w:tc>
-          <w:tcPr>
-            <w:tcW w:type="dxa" w:w="1872"/>
-            <w:shd w:fill="F8FAFC"/>
-            <w:tcBorders>
-              <w:top w:val="single" w:sz="4" w:space="0" w:color="CBD5E1"/>
-              <w:left w:val="none"/>
-              <w:bottom w:val="single" w:sz="4" w:space="0" w:color="CBD5E1"/>
-              <w:right w:val="none"/>
-            </w:tcBorders>
-          </w:tcPr>
-          <w:p>
-            <w:pPr>
-              <w:spacing w:before="80" w:after="80"/>
-              <w:jc w:val="left"/>
-            </w:pPr>
-            <w:r>
-              <w:rPr>
-                <w:rFonts w:ascii="Calibri" w:hAnsi="Calibri"/>
-                <w:color w:val="1E293B"/>
-                <w:sz w:val="18"/>
-              </w:rPr>
-              <w:t>Oxivir 1 AHP (1-min dwell)</w:t>
-            </w:r>
-          </w:p>
-        </w:tc>
-        <w:tc>
-          <w:tcPr>
-            <w:tcW w:type="dxa" w:w="1872"/>
-            <w:shd w:fill="F8FAFC"/>
-            <w:tcBorders>
-              <w:top w:val="single" w:sz="4" w:space="0" w:color="CBD5E1"/>
-              <w:left w:val="none"/>
-              <w:bottom w:val="single" w:sz="4" w:space="0" w:color="CBD5E1"/>
-              <w:right w:val="none"/>
-            </w:tcBorders>
-          </w:tcPr>
-          <w:p>
-            <w:pPr>
-              <w:spacing w:before="80" w:after="80"/>
-              <w:jc w:val="left"/>
-            </w:pPr>
-            <w:r>
-              <w:rPr>
-                <w:rFonts w:ascii="Calibri" w:hAnsi="Calibri"/>
-                <w:color w:val="1E293B"/>
-                <w:sz w:val="18"/>
-              </w:rPr>
-              <w:t>ATP Swab &lt; 25 RLU</w:t>
-            </w:r>
-          </w:p>
-        </w:tc>
-      </w:tr>
-      <w:tr>
-        <w:tc>
-          <w:tcPr>
-            <w:tcW w:type="dxa" w:w="1872"/>
-            <w:shd w:fill="FFFFFF"/>
-            <w:tcBorders>
-              <w:top w:val="single" w:sz="4" w:space="0" w:color="CBD5E1"/>
-              <w:left w:val="none"/>
-              <w:bottom w:val="single" w:sz="4" w:space="0" w:color="CBD5E1"/>
-              <w:right w:val="none"/>
-            </w:tcBorders>
-          </w:tcPr>
-          <w:p>
-            <w:pPr>
-              <w:spacing w:before="80" w:after="80"/>
-              <w:jc w:val="left"/>
-            </w:pPr>
-            <w:r>
-              <w:rPr>
-                <w:rFonts w:ascii="Calibri" w:hAnsi="Calibri"/>
-                <w:color w:val="1E293B"/>
-                <w:sz w:val="18"/>
-              </w:rPr>
-              <w:t>Rubberized Gym &amp; Mat Sanitizing</w:t>
-            </w:r>
-          </w:p>
-        </w:tc>
-        <w:tc>
-          <w:tcPr>
-            <w:tcW w:type="dxa" w:w="1872"/>
-            <w:shd w:fill="FFFFFF"/>
-            <w:tcBorders>
-              <w:top w:val="single" w:sz="4" w:space="0" w:color="CBD5E1"/>
-              <w:left w:val="none"/>
-              <w:bottom w:val="single" w:sz="4" w:space="0" w:color="CBD5E1"/>
-              <w:right w:val="none"/>
-            </w:tcBorders>
-          </w:tcPr>
-          <w:p>
-            <w:pPr>
-              <w:spacing w:before="80" w:after="80"/>
-              <w:jc w:val="left"/>
-            </w:pPr>
-            <w:r>
-              <w:rPr>
-                <w:rFonts w:ascii="Calibri" w:hAnsi="Calibri"/>
-                <w:color w:val="1E293B"/>
-                <w:sz w:val="18"/>
-              </w:rPr>
-              <w:t>Nightly (Mon-Fri)</w:t>
-            </w:r>
-          </w:p>
-        </w:tc>
-        <w:tc>
-          <w:tcPr>
-            <w:tcW w:type="dxa" w:w="1872"/>
-            <w:shd w:fill="FFFFFF"/>
-            <w:tcBorders>
-              <w:top w:val="single" w:sz="4" w:space="0" w:color="CBD5E1"/>
-              <w:left w:val="none"/>
-              <w:bottom w:val="single" w:sz="4" w:space="0" w:color="CBD5E1"/>
-              <w:right w:val="none"/>
-            </w:tcBorders>
-          </w:tcPr>
-          <w:p>
-            <w:pPr>
-              <w:spacing w:before="80" w:after="80"/>
-              <w:jc w:val="left"/>
-            </w:pPr>
-            <w:r>
-              <w:rPr>
-                <w:rFonts w:ascii="Calibri" w:hAnsi="Calibri"/>
-                <w:color w:val="1E293B"/>
-                <w:sz w:val="18"/>
-              </w:rPr>
-              <w:t>Building D Physical Therapy</w:t>
-            </w:r>
-          </w:p>
-        </w:tc>
-        <w:tc>
-          <w:tcPr>
-            <w:tcW w:type="dxa" w:w="1872"/>
-            <w:shd w:fill="FFFFFF"/>
-            <w:tcBorders>
-              <w:top w:val="single" w:sz="4" w:space="0" w:color="CBD5E1"/>
-              <w:left w:val="none"/>
-              <w:bottom w:val="single" w:sz="4" w:space="0" w:color="CBD5E1"/>
-              <w:right w:val="none"/>
-            </w:tcBorders>
-          </w:tcPr>
-          <w:p>
-            <w:pPr>
-              <w:spacing w:before="80" w:after="80"/>
-              <w:jc w:val="left"/>
-            </w:pPr>
-            <w:r>
-              <w:rPr>
-                <w:rFonts w:ascii="Calibri" w:hAnsi="Calibri"/>
-                <w:color w:val="1E293B"/>
-                <w:sz w:val="18"/>
-              </w:rPr>
-              <w:t>Neutral Quaternary Disinfectant</w:t>
-            </w:r>
-          </w:p>
-        </w:tc>
-        <w:tc>
-          <w:tcPr>
-            <w:tcW w:type="dxa" w:w="1872"/>
-            <w:shd w:fill="FFFFFF"/>
-            <w:tcBorders>
-              <w:top w:val="single" w:sz="4" w:space="0" w:color="CBD5E1"/>
-              <w:left w:val="none"/>
-              <w:bottom w:val="single" w:sz="4" w:space="0" w:color="CBD5E1"/>
-              <w:right w:val="none"/>
-            </w:tcBorders>
-          </w:tcPr>
-          <w:p>
-            <w:pPr>
-              <w:spacing w:before="80" w:after="80"/>
-              <w:jc w:val="left"/>
-            </w:pPr>
-            <w:r>
-              <w:rPr>
-                <w:rFonts w:ascii="Calibri" w:hAnsi="Calibri"/>
-                <w:color w:val="1E293B"/>
-                <w:sz w:val="18"/>
-              </w:rPr>
-              <w:t>Autoscrubber Log</w:t>
-            </w:r>
-          </w:p>
-        </w:tc>
-      </w:tr>
-      <w:tr>
-        <w:tc>
-          <w:tcPr>
-            <w:tcW w:type="dxa" w:w="1872"/>
-            <w:shd w:fill="F8FAFC"/>
-            <w:tcBorders>
-              <w:top w:val="single" w:sz="4" w:space="0" w:color="CBD5E1"/>
-              <w:left w:val="none"/>
-              <w:bottom w:val="single" w:sz="4" w:space="0" w:color="CBD5E1"/>
-              <w:right w:val="none"/>
-            </w:tcBorders>
-          </w:tcPr>
-          <w:p>
-            <w:pPr>
-              <w:spacing w:before="80" w:after="80"/>
-              <w:jc w:val="left"/>
-            </w:pPr>
-            <w:r>
-              <w:rPr>
-                <w:rFonts w:ascii="Calibri" w:hAnsi="Calibri"/>
-                <w:color w:val="1E293B"/>
-                <w:sz w:val="18"/>
-              </w:rPr>
-              <w:t>Restroom Germicidal Decontamination</w:t>
-            </w:r>
-          </w:p>
-        </w:tc>
-        <w:tc>
-          <w:tcPr>
-            <w:tcW w:type="dxa" w:w="1872"/>
-            <w:shd w:fill="F8FAFC"/>
-            <w:tcBorders>
-              <w:top w:val="single" w:sz="4" w:space="0" w:color="CBD5E1"/>
-              <w:left w:val="none"/>
-              <w:bottom w:val="single" w:sz="4" w:space="0" w:color="CBD5E1"/>
-              <w:right w:val="none"/>
-            </w:tcBorders>
-          </w:tcPr>
-          <w:p>
-            <w:pPr>
-              <w:spacing w:before="80" w:after="80"/>
-              <w:jc w:val="left"/>
-            </w:pPr>
-            <w:r>
-              <w:rPr>
-                <w:rFonts w:ascii="Calibri" w:hAnsi="Calibri"/>
-                <w:color w:val="1E293B"/>
-                <w:sz w:val="18"/>
-              </w:rPr>
-              <w:t>Nightly (Mon-Fri)</w:t>
-            </w:r>
-          </w:p>
-        </w:tc>
-        <w:tc>
-          <w:tcPr>
-            <w:tcW w:type="dxa" w:w="1872"/>
-            <w:shd w:fill="F8FAFC"/>
-            <w:tcBorders>
-              <w:top w:val="single" w:sz="4" w:space="0" w:color="CBD5E1"/>
-              <w:left w:val="none"/>
-              <w:bottom w:val="single" w:sz="4" w:space="0" w:color="CBD5E1"/>
-              <w:right w:val="none"/>
-            </w:tcBorders>
-          </w:tcPr>
-          <w:p>
-            <w:pPr>
-              <w:spacing w:before="80" w:after="80"/>
-              <w:jc w:val="left"/>
-            </w:pPr>
-            <w:r>
-              <w:rPr>
-                <w:rFonts w:ascii="Calibri" w:hAnsi="Calibri"/>
-                <w:color w:val="1E293B"/>
-                <w:sz w:val="18"/>
-              </w:rPr>
-              <w:t>All 4 Buildings (18 Restrooms)</w:t>
-            </w:r>
-          </w:p>
-        </w:tc>
-        <w:tc>
-          <w:tcPr>
-            <w:tcW w:type="dxa" w:w="1872"/>
-            <w:shd w:fill="F8FAFC"/>
-            <w:tcBorders>
-              <w:top w:val="single" w:sz="4" w:space="0" w:color="CBD5E1"/>
-              <w:left w:val="none"/>
-              <w:bottom w:val="single" w:sz="4" w:space="0" w:color="CBD5E1"/>
-              <w:right w:val="none"/>
-            </w:tcBorders>
-          </w:tcPr>
-          <w:p>
-            <w:pPr>
-              <w:spacing w:before="80" w:after="80"/>
-              <w:jc w:val="left"/>
-            </w:pPr>
-            <w:r>
-              <w:rPr>
-                <w:rFonts w:ascii="Calibri" w:hAnsi="Calibri"/>
-                <w:color w:val="1E293B"/>
-                <w:sz w:val="18"/>
-              </w:rPr>
-              <w:t>Hospital-Grade Germicide</w:t>
-            </w:r>
-          </w:p>
-        </w:tc>
-        <w:tc>
-          <w:tcPr>
-            <w:tcW w:type="dxa" w:w="1872"/>
-            <w:shd w:fill="F8FAFC"/>
-            <w:tcBorders>
-              <w:top w:val="single" w:sz="4" w:space="0" w:color="CBD5E1"/>
-              <w:left w:val="none"/>
-              <w:bottom w:val="single" w:sz="4" w:space="0" w:color="CBD5E1"/>
-              <w:right w:val="none"/>
-            </w:tcBorders>
-          </w:tcPr>
-          <w:p>
-            <w:pPr>
-              <w:spacing w:before="80" w:after="80"/>
-              <w:jc w:val="left"/>
-            </w:pPr>
-            <w:r>
-              <w:rPr>
-                <w:rFonts w:ascii="Calibri" w:hAnsi="Calibri"/>
-                <w:color w:val="1E293B"/>
-                <w:sz w:val="18"/>
-              </w:rPr>
-              <w:t>Restroom Inspection Sheet</w:t>
-            </w:r>
-          </w:p>
-        </w:tc>
-      </w:tr>
-    </w:tbl>
-    <w:p>
-      <w:pPr>
-        <w:spacing w:before="0" w:after="160"/>
-      </w:pPr>
-    </w:p>
-    <w:p>
-      <w:r>
-        <w:br w:type="page"/>
-      </w:r>
-    </w:p>
-    <w:p>
-      <w:pPr>
-        <w:keepNext/>
-        <w:spacing w:before="280" w:after="80"/>
-      </w:pPr>
-      <w:r>
-        <w:rPr>
-          <w:rFonts w:ascii="Calibri" w:hAnsi="Calibri"/>
-          <w:b/>
-          <w:color w:val="0F172A"/>
-          <w:sz w:val="26"/>
-        </w:rPr>
-        <w:t>STAFFING, SUPERVISION &amp; QUALITY GUARANTEE</w:t>
-      </w:r>
-    </w:p>
-    <w:p>
-      <w:pPr>
-        <w:pStyle w:val="ListBullet"/>
-        <w:spacing w:before="0" w:after="60" w:line="276" w:lineRule="auto"/>
-      </w:pPr>
-      <w:r>
-        <w:rPr>
-          <w:rFonts w:ascii="Calibri" w:hAnsi="Calibri"/>
-          <w:color w:val="1E293B"/>
-          <w:sz w:val="20"/>
-        </w:rPr>
-        <w:t>Dedicated On-Site CHEST Supervisor on duty every shift.</w:t>
-      </w:r>
-    </w:p>
-    <w:p>
-      <w:pPr>
-        <w:pStyle w:val="ListBullet"/>
-        <w:spacing w:before="0" w:after="60" w:line="276" w:lineRule="auto"/>
-      </w:pPr>
-      <w:r>
-        <w:rPr>
-          <w:rFonts w:ascii="Calibri" w:hAnsi="Calibri"/>
-          <w:color w:val="1E293B"/>
-          <w:sz w:val="20"/>
-        </w:rPr>
-        <w:t>100% Level 2 FBI background check and 10-panel drug tested staff.</w:t>
-      </w:r>
-    </w:p>
-    <w:p>
-      <w:pPr>
-        <w:pStyle w:val="ListBullet"/>
-        <w:spacing w:before="0" w:after="60" w:line="276" w:lineRule="auto"/>
-      </w:pPr>
-      <w:r>
-        <w:rPr>
-          <w:rFonts w:ascii="Calibri" w:hAnsi="Calibri"/>
-          <w:color w:val="1E293B"/>
-          <w:sz w:val="20"/>
-        </w:rPr>
-        <w:t>CleanTrak real-time digital auditing with client portal access.</w:t>
-      </w:r>
-    </w:p>
-    <w:p>
-      <w:pPr>
-        <w:pStyle w:val="ListBullet"/>
-        <w:spacing w:before="0" w:after="60" w:line="276" w:lineRule="auto"/>
-      </w:pPr>
-      <w:r>
-        <w:rPr>
-          <w:rFonts w:ascii="Calibri" w:hAnsi="Calibri"/>
-          <w:color w:val="1E293B"/>
-          <w:sz w:val="20"/>
-        </w:rPr>
-        <w:t>Consolidated campus monthly investment: $11,460.00 / month ($0.238 / sq ft).</w:t>
+        <w:t>Standardized RFP response layout, structured SLA tables, and executive summary for medical plaza review.</w:t>
       </w:r>
     </w:p>
     <w:sectPr>
@@ -1061,7 +78,7 @@
       <w:jc w:val="right"/>
     </w:pPr>
     <w:r>
-      <w:t>Tampa Bay Medical Plaza RFP Response — 15 Pages (v1 Edited T</w:t>
+      <w:t>Commercial Facility Maintenance Proposal — Formatted Draft (</w:t>
     </w:r>
   </w:p>
 </w:hdr>
